--- a/Carreras/Ingeniería Civil/formato.docx
+++ b/Carreras/Ingeniería Civil/formato.docx
@@ -1895,29 +1895,7 @@
                 <w:szCs w:val="18"/>
                 <w:lang w:bidi="ar-SA"/>
               </w:rPr>
-              <w:t xml:space="preserve">N/A: NO </w:t>
-            </w:r>
-            <w:proofErr w:type="gramStart"/>
-            <w:r>
-              <w:rPr>
-                <w:rFonts w:ascii="Arial Narrow" w:eastAsia="Times New Roman" w:hAnsi="Arial Narrow" w:cs="Calibri"/>
-                <w:color w:val="000000"/>
-                <w:sz w:val="18"/>
-                <w:szCs w:val="18"/>
-                <w:lang w:bidi="ar-SA"/>
-              </w:rPr>
-              <w:t>APLICA  /</w:t>
-            </w:r>
-            <w:proofErr w:type="gramEnd"/>
-            <w:r>
-              <w:rPr>
-                <w:rFonts w:ascii="Arial Narrow" w:eastAsia="Times New Roman" w:hAnsi="Arial Narrow" w:cs="Calibri"/>
-                <w:color w:val="000000"/>
-                <w:sz w:val="18"/>
-                <w:szCs w:val="18"/>
-                <w:lang w:bidi="ar-SA"/>
-              </w:rPr>
-              <w:t>/  PRES: PRESENTO  //  PTE.: PENDIENTE</w:t>
+              <w:t>N/A: NO APLICA  //  PRES: PRESENTO  //  PTE.: PENDIENTE</w:t>
             </w:r>
           </w:p>
         </w:tc>
@@ -2206,7 +2184,6 @@
                 <w:lang w:bidi="ar-SA"/>
               </w:rPr>
             </w:pPr>
-            <w:proofErr w:type="spellStart"/>
             <w:r>
               <w:rPr>
                 <w:rFonts w:ascii="Calibri" w:eastAsia="Times New Roman" w:hAnsi="Calibri" w:cs="Calibri"/>
@@ -2219,7 +2196,6 @@
               </w:rPr>
               <w:t>V°B°</w:t>
             </w:r>
-            <w:proofErr w:type="spellEnd"/>
           </w:p>
         </w:tc>
         <w:tc>
@@ -10695,106 +10671,6 @@
           <w:sz w:val="20"/>
         </w:rPr>
       </w:pPr>
-      <w:r>
-        <w:rPr>
-          <w:noProof/>
-        </w:rPr>
-        <w:drawing>
-          <wp:anchor distT="0" distB="0" distL="114300" distR="114300" simplePos="0" relativeHeight="251658240" behindDoc="0" locked="0" layoutInCell="1" allowOverlap="1" wp14:anchorId="5D57621D" wp14:editId="230F9807">
-            <wp:simplePos x="0" y="0"/>
-            <wp:positionH relativeFrom="column">
-              <wp:posOffset>2311400</wp:posOffset>
-            </wp:positionH>
-            <wp:positionV relativeFrom="paragraph">
-              <wp:posOffset>108585</wp:posOffset>
-            </wp:positionV>
-            <wp:extent cx="1047750" cy="660400"/>
-            <wp:effectExtent l="0" t="0" r="0" b="6350"/>
-            <wp:wrapSquare wrapText="bothSides"/>
-            <wp:docPr id="17" name="Imagen 17"/>
-            <wp:cNvGraphicFramePr>
-              <a:graphicFrameLocks xmlns:a="http://schemas.openxmlformats.org/drawingml/2006/main" noChangeAspect="1"/>
-            </wp:cNvGraphicFramePr>
-            <a:graphic xmlns:a="http://schemas.openxmlformats.org/drawingml/2006/main">
-              <a:graphicData uri="http://schemas.openxmlformats.org/drawingml/2006/picture">
-                <pic:pic xmlns:pic="http://schemas.openxmlformats.org/drawingml/2006/picture">
-                  <pic:nvPicPr>
-                    <pic:cNvPr id="1" name=""/>
-                    <pic:cNvPicPr/>
-                  </pic:nvPicPr>
-                  <pic:blipFill rotWithShape="1">
-                    <a:blip r:embed="rId7">
-                      <a:extLst>
-                        <a:ext uri="{28A0092B-C50C-407E-A947-70E740481C1C}">
-                          <a14:useLocalDpi xmlns:a14="http://schemas.microsoft.com/office/drawing/2010/main" val="0"/>
-                        </a:ext>
-                      </a:extLst>
-                    </a:blip>
-                    <a:srcRect r="56084"/>
-                    <a:stretch/>
-                  </pic:blipFill>
-                  <pic:spPr bwMode="auto">
-                    <a:xfrm>
-                      <a:off x="0" y="0"/>
-                      <a:ext cx="1047750" cy="660400"/>
-                    </a:xfrm>
-                    <a:prstGeom prst="rect">
-                      <a:avLst/>
-                    </a:prstGeom>
-                    <a:ln>
-                      <a:noFill/>
-                    </a:ln>
-                    <a:extLst>
-                      <a:ext uri="{53640926-AAD7-44D8-BBD7-CCE9431645EC}">
-                        <a14:shadowObscured xmlns:a14="http://schemas.microsoft.com/office/drawing/2010/main"/>
-                      </a:ext>
-                    </a:extLst>
-                  </pic:spPr>
-                </pic:pic>
-              </a:graphicData>
-            </a:graphic>
-            <wp14:sizeRelH relativeFrom="page">
-              <wp14:pctWidth>0</wp14:pctWidth>
-            </wp14:sizeRelH>
-            <wp14:sizeRelV relativeFrom="page">
-              <wp14:pctHeight>0</wp14:pctHeight>
-            </wp14:sizeRelV>
-          </wp:anchor>
-        </w:drawing>
-      </w:r>
-    </w:p>
-    <w:p>
-      <w:pPr>
-        <w:spacing w:before="12" w:line="242" w:lineRule="auto"/>
-        <w:ind w:left="-142" w:right="-39" w:firstLine="3"/>
-        <w:jc w:val="center"/>
-        <w:rPr>
-          <w:rFonts w:ascii="Calibri Light" w:hAnsi="Calibri Light" w:cs="Calibri Light"/>
-          <w:sz w:val="20"/>
-        </w:rPr>
-      </w:pPr>
-    </w:p>
-    <w:p>
-      <w:pPr>
-        <w:spacing w:before="12" w:line="242" w:lineRule="auto"/>
-        <w:ind w:left="-142" w:right="-39" w:firstLine="3"/>
-        <w:jc w:val="center"/>
-        <w:rPr>
-          <w:rFonts w:ascii="Calibri Light" w:hAnsi="Calibri Light" w:cs="Calibri Light"/>
-          <w:sz w:val="20"/>
-        </w:rPr>
-      </w:pPr>
-    </w:p>
-    <w:p>
-      <w:pPr>
-        <w:spacing w:before="12" w:line="242" w:lineRule="auto"/>
-        <w:ind w:left="-142" w:right="-39" w:firstLine="3"/>
-        <w:jc w:val="center"/>
-        <w:rPr>
-          <w:rFonts w:ascii="Calibri Light" w:hAnsi="Calibri Light" w:cs="Calibri Light"/>
-          <w:sz w:val="20"/>
-        </w:rPr>
-      </w:pPr>
     </w:p>
     <w:p>
       <w:pPr>
@@ -10822,122 +10698,11 @@
           <w:rFonts w:ascii="Calibri Light" w:hAnsi="Calibri Light" w:cs="Calibri Light"/>
           <w:sz w:val="20"/>
         </w:rPr>
-        <w:t xml:space="preserve">_______________________ </w:t>
-      </w:r>
-    </w:p>
-    <w:p>
-      <w:pPr>
-        <w:spacing w:before="12" w:line="242" w:lineRule="auto"/>
-        <w:ind w:left="-142" w:right="-39" w:firstLine="3"/>
-        <w:jc w:val="center"/>
-        <w:rPr>
-          <w:rFonts w:ascii="Calibri Light" w:hAnsi="Calibri Light" w:cs="Calibri Light"/>
-          <w:b/>
-          <w:bCs/>
-          <w:sz w:val="24"/>
-          <w:szCs w:val="28"/>
-        </w:rPr>
-      </w:pPr>
-      <w:r>
-        <w:rPr>
-          <w:rFonts w:ascii="Calibri Light" w:hAnsi="Calibri Light" w:cs="Calibri Light"/>
-          <w:b/>
-          <w:bCs/>
-          <w:sz w:val="24"/>
-          <w:szCs w:val="28"/>
-        </w:rPr>
-        <w:t>Dr</w:t>
-      </w:r>
-      <w:r>
-        <w:rPr>
-          <w:rFonts w:ascii="Calibri Light" w:hAnsi="Calibri Light" w:cs="Calibri Light"/>
-          <w:b/>
-          <w:bCs/>
-          <w:sz w:val="24"/>
-          <w:szCs w:val="28"/>
-        </w:rPr>
-        <w:t xml:space="preserve">. Rolando Fuentes Llave                                                      </w:t>
-      </w:r>
-    </w:p>
-    <w:p>
-      <w:pPr>
-        <w:spacing w:before="12" w:line="242" w:lineRule="auto"/>
-        <w:ind w:left="-142" w:right="-39" w:firstLine="3"/>
-        <w:jc w:val="center"/>
-        <w:rPr>
-          <w:rFonts w:ascii="Calibri Light" w:hAnsi="Calibri Light" w:cs="Calibri Light"/>
-          <w:sz w:val="20"/>
-        </w:rPr>
-      </w:pPr>
-      <w:r>
-        <w:rPr>
-          <w:rFonts w:ascii="Calibri Light" w:hAnsi="Calibri Light" w:cs="Calibri Light"/>
-          <w:sz w:val="20"/>
-        </w:rPr>
-        <w:t>DECANO</w:t>
-      </w:r>
-    </w:p>
-    <w:p>
-      <w:pPr>
-        <w:spacing w:before="12" w:line="242" w:lineRule="auto"/>
-        <w:ind w:left="-142" w:right="-39" w:firstLine="3"/>
-        <w:jc w:val="center"/>
-        <w:rPr>
-          <w:rFonts w:ascii="Calibri Light" w:hAnsi="Calibri Light" w:cs="Calibri Light"/>
-          <w:sz w:val="20"/>
-        </w:rPr>
-      </w:pPr>
-      <w:r>
-        <w:rPr>
-          <w:rFonts w:ascii="Calibri Light" w:hAnsi="Calibri Light" w:cs="Calibri Light"/>
-          <w:sz w:val="20"/>
-        </w:rPr>
-        <w:t>FACULTAD DE INGENIERÍA Y ARQUITECTURA</w:t>
-      </w:r>
-    </w:p>
-    <w:p>
-      <w:pPr>
-        <w:spacing w:before="12" w:line="242" w:lineRule="auto"/>
-        <w:ind w:left="-142" w:right="-39" w:firstLine="3"/>
-        <w:jc w:val="center"/>
-        <w:rPr>
-          <w:rFonts w:ascii="Calibri Light" w:hAnsi="Calibri Light" w:cs="Calibri Light"/>
-          <w:sz w:val="20"/>
-        </w:rPr>
-      </w:pPr>
-    </w:p>
-    <w:p>
-      <w:pPr>
-        <w:spacing w:before="12" w:line="242" w:lineRule="auto"/>
-        <w:ind w:left="-142" w:right="-39" w:firstLine="3"/>
-        <w:jc w:val="center"/>
-        <w:rPr>
-          <w:rFonts w:ascii="Calibri Light" w:hAnsi="Calibri Light" w:cs="Calibri Light"/>
-          <w:sz w:val="20"/>
-        </w:rPr>
-      </w:pPr>
-    </w:p>
-    <w:p>
-      <w:pPr>
-        <w:spacing w:before="12" w:line="242" w:lineRule="auto"/>
-        <w:ind w:left="-142" w:right="-39" w:firstLine="3"/>
-        <w:jc w:val="center"/>
-        <w:rPr>
-          <w:rFonts w:ascii="Calibri Light" w:hAnsi="Calibri Light" w:cs="Calibri Light"/>
-          <w:sz w:val="20"/>
-        </w:rPr>
-      </w:pPr>
-      <w:r>
-        <w:rPr>
-          <w:rFonts w:ascii="Calibri Light" w:hAnsi="Calibri Light" w:cs="Calibri Light"/>
-          <w:noProof/>
-          <w:sz w:val="20"/>
-        </w:rPr>
         <w:drawing>
-          <wp:inline distT="0" distB="0" distL="0" distR="0" wp14:anchorId="3CAED0A0" wp14:editId="1F461025">
-            <wp:extent cx="1286356" cy="657225"/>
-            <wp:effectExtent l="0" t="0" r="9525" b="0"/>
-            <wp:docPr id="2" name="Imagen 2"/>
+          <wp:inline distT="0" distB="0" distL="0" distR="0" wp14:anchorId="6057527C" wp14:editId="11045031">
+            <wp:extent cx="3932261" cy="1234547"/>
+            <wp:effectExtent l="0" t="0" r="0" b="3810"/>
+            <wp:docPr id="1" name="Imagen 1"/>
             <wp:cNvGraphicFramePr>
               <a:graphicFrameLocks xmlns:a="http://schemas.openxmlformats.org/drawingml/2006/main" noChangeAspect="1"/>
             </wp:cNvGraphicFramePr>
@@ -10945,34 +10710,23 @@
               <a:graphicData uri="http://schemas.openxmlformats.org/drawingml/2006/picture">
                 <pic:pic xmlns:pic="http://schemas.openxmlformats.org/drawingml/2006/picture">
                   <pic:nvPicPr>
-                    <pic:cNvPr id="0" name="Picture 2"/>
-                    <pic:cNvPicPr>
-                      <a:picLocks noChangeAspect="1" noChangeArrowheads="1"/>
-                    </pic:cNvPicPr>
+                    <pic:cNvPr id="1" name=""/>
+                    <pic:cNvPicPr/>
                   </pic:nvPicPr>
                   <pic:blipFill>
-                    <a:blip r:embed="rId8" cstate="print">
-                      <a:biLevel thresh="75000"/>
-                      <a:extLst>
-                        <a:ext uri="{28A0092B-C50C-407E-A947-70E740481C1C}">
-                          <a14:useLocalDpi xmlns:a14="http://schemas.microsoft.com/office/drawing/2010/main" val="0"/>
-                        </a:ext>
-                      </a:extLst>
-                    </a:blip>
-                    <a:srcRect/>
+                    <a:blip r:embed="rId7"/>
                     <a:stretch>
                       <a:fillRect/>
                     </a:stretch>
                   </pic:blipFill>
-                  <pic:spPr bwMode="auto">
+                  <pic:spPr>
                     <a:xfrm>
                       <a:off x="0" y="0"/>
-                      <a:ext cx="1298219" cy="663286"/>
+                      <a:ext cx="3932261" cy="1234547"/>
                     </a:xfrm>
                     <a:prstGeom prst="rect">
                       <a:avLst/>
                     </a:prstGeom>
-                    <a:noFill/>
                   </pic:spPr>
                 </pic:pic>
               </a:graphicData>
@@ -10991,163 +10745,6 @@
           <w:sz w:val="20"/>
         </w:rPr>
       </w:pPr>
-    </w:p>
-    <w:p>
-      <w:pPr>
-        <w:spacing w:before="12" w:line="242" w:lineRule="auto"/>
-        <w:ind w:left="-142" w:right="-39" w:firstLine="3"/>
-        <w:jc w:val="center"/>
-        <w:rPr>
-          <w:rFonts w:ascii="Calibri Light" w:hAnsi="Calibri Light" w:cs="Calibri Light"/>
-          <w:sz w:val="20"/>
-        </w:rPr>
-      </w:pPr>
-    </w:p>
-    <w:p>
-      <w:pPr>
-        <w:spacing w:before="12" w:line="242" w:lineRule="auto"/>
-        <w:ind w:left="-142" w:right="-39" w:firstLine="3"/>
-        <w:jc w:val="center"/>
-        <w:rPr>
-          <w:rFonts w:ascii="Calibri Light" w:hAnsi="Calibri Light" w:cs="Calibri Light"/>
-          <w:sz w:val="20"/>
-        </w:rPr>
-      </w:pPr>
-      <w:r>
-        <w:rPr>
-          <w:rFonts w:ascii="Calibri Light" w:hAnsi="Calibri Light" w:cs="Calibri Light"/>
-          <w:sz w:val="20"/>
-        </w:rPr>
-        <w:t xml:space="preserve">_______________________ </w:t>
-      </w:r>
-    </w:p>
-    <w:p>
-      <w:pPr>
-        <w:spacing w:before="12" w:line="242" w:lineRule="auto"/>
-        <w:ind w:left="-142" w:right="-39" w:firstLine="3"/>
-        <w:jc w:val="center"/>
-        <w:rPr>
-          <w:rFonts w:ascii="Calibri Light" w:hAnsi="Calibri Light" w:cs="Calibri Light"/>
-          <w:b/>
-          <w:bCs/>
-          <w:sz w:val="24"/>
-          <w:szCs w:val="28"/>
-        </w:rPr>
-      </w:pPr>
-      <w:r>
-        <w:rPr>
-          <w:rFonts w:ascii="Calibri Light" w:hAnsi="Calibri Light" w:cs="Calibri Light"/>
-          <w:b/>
-          <w:bCs/>
-          <w:sz w:val="24"/>
-          <w:szCs w:val="28"/>
-        </w:rPr>
-        <w:t xml:space="preserve">Mg. </w:t>
-      </w:r>
-      <w:proofErr w:type="spellStart"/>
-      <w:r>
-        <w:rPr>
-          <w:rFonts w:ascii="Calibri Light" w:hAnsi="Calibri Light" w:cs="Calibri Light"/>
-          <w:b/>
-          <w:bCs/>
-          <w:sz w:val="24"/>
-          <w:szCs w:val="28"/>
-        </w:rPr>
-        <w:t>Alvaro</w:t>
-      </w:r>
-      <w:proofErr w:type="spellEnd"/>
-      <w:r>
-        <w:rPr>
-          <w:rFonts w:ascii="Calibri Light" w:hAnsi="Calibri Light" w:cs="Calibri Light"/>
-          <w:b/>
-          <w:bCs/>
-          <w:sz w:val="24"/>
-          <w:szCs w:val="28"/>
-        </w:rPr>
-        <w:t xml:space="preserve"> Gustavo Amaya</w:t>
-      </w:r>
-      <w:r>
-        <w:rPr>
-          <w:rFonts w:ascii="Calibri Light" w:hAnsi="Calibri Light" w:cs="Calibri Light"/>
-          <w:b/>
-          <w:bCs/>
-          <w:sz w:val="24"/>
-          <w:szCs w:val="28"/>
-        </w:rPr>
-        <w:t xml:space="preserve"> </w:t>
-      </w:r>
-      <w:proofErr w:type="spellStart"/>
-      <w:r>
-        <w:rPr>
-          <w:rFonts w:ascii="Calibri Light" w:hAnsi="Calibri Light" w:cs="Calibri Light"/>
-          <w:b/>
-          <w:bCs/>
-          <w:sz w:val="24"/>
-          <w:szCs w:val="28"/>
-        </w:rPr>
-        <w:t>Alvarez</w:t>
-      </w:r>
-      <w:proofErr w:type="spellEnd"/>
-      <w:r>
-        <w:rPr>
-          <w:rFonts w:ascii="Calibri Light" w:hAnsi="Calibri Light" w:cs="Calibri Light"/>
-          <w:b/>
-          <w:bCs/>
-          <w:sz w:val="24"/>
-          <w:szCs w:val="28"/>
-        </w:rPr>
-        <w:t xml:space="preserve">                                                      </w:t>
-      </w:r>
-    </w:p>
-    <w:p>
-      <w:pPr>
-        <w:spacing w:before="12" w:line="242" w:lineRule="auto"/>
-        <w:ind w:left="-142" w:right="-39" w:firstLine="3"/>
-        <w:jc w:val="center"/>
-        <w:rPr>
-          <w:rFonts w:ascii="Calibri Light" w:hAnsi="Calibri Light" w:cs="Calibri Light"/>
-          <w:sz w:val="20"/>
-        </w:rPr>
-      </w:pPr>
-      <w:r>
-        <w:rPr>
-          <w:rFonts w:ascii="Calibri Light" w:hAnsi="Calibri Light" w:cs="Calibri Light"/>
-          <w:sz w:val="20"/>
-        </w:rPr>
-        <w:t>COORDINADOR</w:t>
-      </w:r>
-    </w:p>
-    <w:p>
-      <w:pPr>
-        <w:spacing w:before="12" w:line="242" w:lineRule="auto"/>
-        <w:ind w:left="-142" w:right="-39" w:firstLine="3"/>
-        <w:jc w:val="center"/>
-        <w:rPr>
-          <w:rFonts w:ascii="Calibri Light" w:hAnsi="Calibri Light" w:cs="Calibri Light"/>
-          <w:sz w:val="20"/>
-        </w:rPr>
-      </w:pPr>
-      <w:r>
-        <w:rPr>
-          <w:rFonts w:ascii="Calibri Light" w:hAnsi="Calibri Light" w:cs="Calibri Light"/>
-          <w:sz w:val="20"/>
-        </w:rPr>
-        <w:t xml:space="preserve">CARRERA PROFESIONAL DE </w:t>
-      </w:r>
-      <w:r>
-        <w:rPr>
-          <w:rFonts w:ascii="Calibri Light" w:hAnsi="Calibri Light" w:cs="Calibri Light"/>
-          <w:sz w:val="20"/>
-        </w:rPr>
-        <w:t>INGENIER</w:t>
-      </w:r>
-      <w:r>
-        <w:rPr>
-          <w:rFonts w:ascii="Calibri Light" w:hAnsi="Calibri Light" w:cs="Calibri Light"/>
-          <w:sz w:val="20"/>
-        </w:rPr>
-        <w:t>ÍA CIVIL</w:t>
-      </w:r>
     </w:p>
     <w:p>
       <w:pPr>
@@ -20275,7 +19872,6 @@
                 <w:lang w:bidi="ar-SA"/>
               </w:rPr>
             </w:pPr>
-            <w:proofErr w:type="gramStart"/>
             <w:r>
               <w:rPr>
                 <w:rFonts w:ascii="Calibri" w:eastAsia="Times New Roman" w:hAnsi="Calibri" w:cs="Calibri"/>
@@ -20286,20 +19882,7 @@
                 <w:szCs w:val="16"/>
                 <w:lang w:bidi="ar-SA"/>
               </w:rPr>
-              <w:t>TOTAL</w:t>
-            </w:r>
-            <w:proofErr w:type="gramEnd"/>
-            <w:r>
-              <w:rPr>
-                <w:rFonts w:ascii="Calibri" w:eastAsia="Times New Roman" w:hAnsi="Calibri" w:cs="Calibri"/>
-                <w:b/>
-                <w:bCs/>
-                <w:color w:val="000000"/>
-                <w:sz w:val="16"/>
-                <w:szCs w:val="16"/>
-                <w:lang w:bidi="ar-SA"/>
-              </w:rPr>
-              <w:t xml:space="preserve"> DE CREDITOS NO CONVALIDADOS DEL PLAN DE ESTUDIOS</w:t>
+              <w:t>TOTAL DE CREDITOS NO CONVALIDADOS DEL PLAN DE ESTUDIOS</w:t>
             </w:r>
           </w:p>
         </w:tc>
@@ -20358,8 +19941,8 @@
       </w:pPr>
     </w:p>
     <w:sectPr>
-      <w:headerReference w:type="default" r:id="rId9"/>
-      <w:footerReference w:type="default" r:id="rId10"/>
+      <w:headerReference w:type="default" r:id="rId8"/>
+      <w:footerReference w:type="default" r:id="rId9"/>
       <w:pgSz w:w="11910" w:h="16840"/>
       <w:pgMar w:top="2127" w:right="1180" w:bottom="1276" w:left="1580" w:header="821" w:footer="438" w:gutter="0"/>
       <w:cols w:space="720"/>
